--- a/data/cvs/cv_147_Stellar_AI_Senior_Software_Engineer.docx
+++ b/data/cvs/cv_147_Stellar_AI_Senior_Software_Engineer.docx
@@ -86,7 +86,7 @@
         <w:rPr>
           <w:sz w:val="20"/>
         </w:rPr>
-        <w:t>Senior Software Engineer with a Bachelor's in Computer Science and 4+ years of experience in software development and AI engineering. I've worked across the full stack, from Python backends and REST APIs to JavaScript frontends, and have deep expertise in AI data work, including model evaluation, prompt engineering, and dataset structuring. Currently, I'm building production systems at Copy Cat Group, integrating SAP APIs with internal systems and developing AI-powered tender scraping pipelines.</w:t>
+        <w:t>Full Stack Software Engineer with deep experience building complex systems, including LLM-powered pipelines and enterprise automation tools across U.S. and Kenyan tech sectors. I design and implement full-stack solutions, from Python backends and REST APIs to React frontends, while also specializing in AI data work, model evaluation, and prompt engineering. At Copy Cat Group, I am currently developing production systems, including a live SAP API integration and an AI-powered tender scraping pipeline, ensuring robust software behavior and quality assurance.</w:t>
       </w:r>
     </w:p>
     <w:p>
@@ -119,7 +119,7 @@
         <w:rPr>
           <w:sz w:val="20"/>
         </w:rPr>
-        <w:t>Python, JavaScript, Go, C++, Ruby</w:t>
+        <w:t>Python, JavaScript, SQL, PHP, Kotlin, Bash, HTML, CSS</w:t>
       </w:r>
     </w:p>
     <w:p>
@@ -173,7 +173,7 @@
         <w:rPr>
           <w:sz w:val="20"/>
         </w:rPr>
-        <w:t>Pandas, NumPy, Data Visualisation, Statistical Analysis</w:t>
+        <w:t>Pandas, NumPy, Excel, Data Visualisation, Statistical Analysis</w:t>
       </w:r>
     </w:p>
     <w:p>
@@ -191,7 +191,7 @@
         <w:rPr>
           <w:sz w:val="20"/>
         </w:rPr>
-        <w:t>LLM Evaluation, Prompt Engineering, Dataset Structuring, Gemini API, Groq API</w:t>
+        <w:t>Gemini API, Groq API, Prompt Engineering, LLM Evaluation, Data Annotation, Dataset Structuring</w:t>
       </w:r>
     </w:p>
     <w:p>
@@ -209,7 +209,7 @@
         <w:rPr>
           <w:sz w:val="20"/>
         </w:rPr>
-        <w:t>n8n, Playwright, APScheduler, Web Scraping, REST APIs</w:t>
+        <w:t>n8n, Playwright, APScheduler, Web Scraping, REST APIs, Git, GitHub, Postman, VS Code, Jira</w:t>
       </w:r>
     </w:p>
     <w:p>
@@ -227,7 +227,7 @@
         <w:rPr>
           <w:sz w:val="20"/>
         </w:rPr>
-        <w:t>Git, GitHub, CI/CD, Oracle Cloud, Google Cloud Platform</w:t>
+        <w:t>Oracle Cloud, Google Cloud Platform, Docker</w:t>
       </w:r>
     </w:p>
     <w:p>
@@ -245,7 +245,7 @@
         <w:rPr>
           <w:sz w:val="20"/>
         </w:rPr>
-        <w:t>Software Engineering, AI research, Large codebases, Software behavior verification, Agile, Project-based work, Remote work, Communication skills, Technical documentation, Complex systems analysis, Edge case analysis, Structured documentation, Version control</w:t>
+        <w:t>Software Engineering, C++, Ruby, AI Research, System Analysis, Code Analysis, Software Verification, Software Testing, Multi-module Codebases</w:t>
       </w:r>
     </w:p>
     <w:p>
@@ -263,7 +263,7 @@
         <w:rPr>
           <w:sz w:val="20"/>
         </w:rPr>
-        <w:t>Code review, Testing, Debugging, Design patterns, Object-oriented programming, Data structures, Algorithms, Problem-solving, Software architecture, DevOps, Cloud computing, API development, Database management, Security practices</w:t>
+        <w:t>Modular Programming, Feature Implementation, Feature Analysis, Edge Cases, Documentation, Technical Documentation, Computer Science, Programming, Software Development, Technologies</w:t>
       </w:r>
     </w:p>
     <w:p>
@@ -313,7 +313,7 @@
         <w:rPr>
           <w:sz w:val="20"/>
         </w:rPr>
-        <w:t>Integrating SAP APIs with an internal Credit Control System, automating processes for OA and IT business units.</w:t>
+        <w:t>Integrated SAP APIs with internal Credit Control System, automating live data exchange for enterprise operations.</w:t>
       </w:r>
     </w:p>
     <w:p>
@@ -325,7 +325,7 @@
         <w:rPr>
           <w:sz w:val="20"/>
         </w:rPr>
-        <w:t>Authoring comprehensive System Design Documents (SDDs) for Application, Data, Integration, and Security Architecture.</w:t>
+        <w:t>Authored comprehensive System Design Document (SDD) for enterprise architecture, detailing application, data, and security for QA.</w:t>
       </w:r>
     </w:p>
     <w:p>
@@ -337,7 +337,7 @@
         <w:rPr>
           <w:sz w:val="20"/>
         </w:rPr>
-        <w:t>Designing and prototyping an AI-powered tender scraping pipeline to automate tender opportunity discovery and processing.</w:t>
+        <w:t>Designed and prototyped an AI-powered tender scraping pipeline, automating opportunity discovery using agentic systems.</w:t>
       </w:r>
     </w:p>
     <w:p>
@@ -372,7 +372,31 @@
         <w:rPr>
           <w:sz w:val="20"/>
         </w:rPr>
-        <w:t>Generating difference-based captions for multimodal datasets, improving model accuracy through detailed annotations.</w:t>
+        <w:t>Generated accurate difference-based captions for multimodal datasets, training AI models effectively.</w:t>
+      </w:r>
+    </w:p>
+    <w:p>
+      <w:pPr>
+        <w:pStyle w:val="ListBullet"/>
+        <w:spacing w:before="0" w:after="20"/>
+      </w:pPr>
+      <w:r>
+        <w:rPr>
+          <w:sz w:val="20"/>
+        </w:rPr>
+        <w:t>Performed rigorous categorisation, bounding, and image-level validation for model accuracy.</w:t>
+      </w:r>
+    </w:p>
+    <w:p>
+      <w:pPr>
+        <w:pStyle w:val="ListBullet"/>
+        <w:spacing w:before="0" w:after="20"/>
+      </w:pPr>
+      <w:r>
+        <w:rPr>
+          <w:sz w:val="20"/>
+        </w:rPr>
+        <w:t>Delivered high-quality annotated outputs, directly feeding production AI model training pipelines.</w:t>
       </w:r>
     </w:p>
     <w:p>
@@ -407,7 +431,31 @@
         <w:rPr>
           <w:sz w:val="20"/>
         </w:rPr>
-        <w:t>Building full-stack solutions, optimising APIs, and managing CMS-based websites for diverse U.S. clients.</w:t>
+        <w:t>Developed and delivered full-stack software solutions for diverse U.S. client applications.</w:t>
+      </w:r>
+    </w:p>
+    <w:p>
+      <w:pPr>
+        <w:pStyle w:val="ListBullet"/>
+        <w:spacing w:before="0" w:after="20"/>
+      </w:pPr>
+      <w:r>
+        <w:rPr>
+          <w:sz w:val="20"/>
+        </w:rPr>
+        <w:t>Built UI components and optimized REST APIs, enhancing software behavior and performance.</w:t>
+      </w:r>
+    </w:p>
+    <w:p>
+      <w:pPr>
+        <w:pStyle w:val="ListBullet"/>
+        <w:spacing w:before="0" w:after="20"/>
+      </w:pPr>
+      <w:r>
+        <w:rPr>
+          <w:sz w:val="20"/>
+        </w:rPr>
+        <w:t>Collaborated on debugging and implementing client feedback across complex codebases.</w:t>
       </w:r>
     </w:p>
     <w:p>
@@ -442,7 +490,31 @@
         <w:rPr>
           <w:sz w:val="20"/>
         </w:rPr>
-        <w:t>Performing intent detection, slot tagging, and utterance verification for health and agriculture AI systems.</w:t>
+        <w:t>Annotated and evaluated datasets for health and agriculture Artificial Intelligence systems.</w:t>
+      </w:r>
+    </w:p>
+    <w:p>
+      <w:pPr>
+        <w:pStyle w:val="ListBullet"/>
+        <w:spacing w:before="0" w:after="20"/>
+      </w:pPr>
+      <w:r>
+        <w:rPr>
+          <w:sz w:val="20"/>
+        </w:rPr>
+        <w:t>Performed intent detection and structured dataset creation for complex AI model training.</w:t>
+      </w:r>
+    </w:p>
+    <w:p>
+      <w:pPr>
+        <w:pStyle w:val="ListBullet"/>
+        <w:spacing w:before="0" w:after="20"/>
+      </w:pPr>
+      <w:r>
+        <w:rPr>
+          <w:sz w:val="20"/>
+        </w:rPr>
+        <w:t>Ensured annotation quality and consistency across multilingual and multimodal training data.</w:t>
       </w:r>
     </w:p>
     <w:p>
